--- a/filesystem/ACTD/HR/Keeler_personnel.docx
+++ b/filesystem/ACTD/HR/Keeler_personnel.docx
@@ -27,7 +27,7 @@
           <w:rFonts w:ascii="Helvetica" w:hAnsi="Helvetica" w:cs="Helvetica" w:eastAsia="Helvetica"/>
           <w:b/>
           <w:i/>
-          <w:color w:val="B8862E"/>
+          <w:color w:val="6B4A17"/>
           <w:sz w:val="22"/>
         </w:rPr>
         <w:t>A Public Agency</w:t>
